--- a/report/report_draft.docx
+++ b/report/report_draft.docx
@@ -959,7 +959,21 @@
         <w:rPr>
           <w:i/>
         </w:rPr>
-        <w:t>Task + problem + what we have done + conclusion</w:t>
+        <w:t xml:space="preserve">We study text-guided object placement localization in street scenes, where the goal is to predict a plausible bounding box for placing an object specified by a text prompt. Rather than directly regressing a single box, we formulate the task as candidate ranking over support-surface-guided placement regions. Our framework combines semantic candidate generation with image, text, and scene-context features to score candidate boxes. Experiments show that support-surface guidance is the main source of improvement, yielding substantially better convergence and validation performance than earlier baselines. We further investigate hard geometric constraints, which improve qualitative plausibility but provide limited additional gains in </w:t>
+      </w:r>
+      <w:proofErr w:type="spellStart"/>
+      <w:r>
+        <w:rPr>
+          <w:i/>
+        </w:rPr>
+        <w:t>IoU</w:t>
+      </w:r>
+      <w:proofErr w:type="spellEnd"/>
+      <w:r>
+        <w:rPr>
+          <w:i/>
+        </w:rPr>
+        <w:t>. These results suggest that, for street-scene placement localization, constructing a semantically appropriate candidate space is more effective than imposing stronger post-ranking constraints.</w:t>
       </w:r>
     </w:p>
     <w:p>
@@ -1190,6 +1204,7 @@
           <w:szCs w:val="22"/>
         </w:rPr>
       </w:pPr>
+      <w:proofErr w:type="gramStart"/>
       <w:r>
         <w:rPr>
           <w:b/>
@@ -1199,86 +1214,56 @@
         </w:rPr>
         <w:t>Workflow</w:t>
       </w:r>
-    </w:p>
-    <w:p>
-      <w:pPr>
-        <w:pStyle w:val="Text"/>
-      </w:pPr>
-      <w:r>
-        <w:t>Introduce the workflow</w:t>
-      </w:r>
-    </w:p>
-    <w:p>
-      <w:pPr>
-        <w:pStyle w:val="Heading2"/>
+      <w:r>
         <w:rPr>
           <w:b/>
           <w:bCs/>
           <w:sz w:val="22"/>
           <w:szCs w:val="22"/>
-        </w:rPr>
-      </w:pPr>
+          <w:highlight w:val="yellow"/>
+        </w:rPr>
+        <w:t>(</w:t>
+      </w:r>
+      <w:proofErr w:type="gramEnd"/>
       <w:r>
         <w:rPr>
           <w:b/>
           <w:bCs/>
           <w:sz w:val="22"/>
           <w:szCs w:val="22"/>
-        </w:rPr>
-        <w:t>A</w:t>
-      </w:r>
-      <w:r>
+          <w:highlight w:val="yellow"/>
+        </w:rPr>
+        <w:t>2, 4)</w:t>
+      </w:r>
+    </w:p>
+    <w:p>
+      <w:pPr>
+        <w:pStyle w:val="Text"/>
+      </w:pPr>
+      <w:r>
+        <w:t>Introduce the workflow</w:t>
+      </w:r>
+    </w:p>
+    <w:p>
+      <w:pPr>
+        <w:pStyle w:val="Heading2"/>
         <w:rPr>
           <w:b/>
           <w:bCs/>
           <w:sz w:val="22"/>
           <w:szCs w:val="22"/>
         </w:rPr>
-        <w:t>rchitecture</w:t>
-      </w:r>
-    </w:p>
-    <w:p>
-      <w:pPr>
-        <w:pStyle w:val="Text"/>
-      </w:pPr>
-      <w:r>
-        <w:t>Inputs</w:t>
-      </w:r>
-    </w:p>
-    <w:p>
-      <w:pPr>
-        <w:pStyle w:val="Text"/>
-      </w:pPr>
-      <w:r>
-        <w:t>Support-surface guided candidate generation</w:t>
-      </w:r>
-    </w:p>
-    <w:p>
-      <w:pPr>
-        <w:pStyle w:val="Text"/>
-      </w:pPr>
-      <w:r>
-        <w:t>Candidate ranking network</w:t>
-      </w:r>
-    </w:p>
-    <w:p>
-      <w:pPr>
-        <w:pStyle w:val="Text"/>
-      </w:pPr>
-      <w:r>
-        <w:t>Hard-constraint valid mask</w:t>
-      </w:r>
-    </w:p>
-    <w:p>
-      <w:pPr>
-        <w:pStyle w:val="Heading2"/>
+      </w:pPr>
+      <w:proofErr w:type="gramStart"/>
+      <w:r>
         <w:rPr>
           <w:b/>
           <w:bCs/>
           <w:sz w:val="22"/>
           <w:szCs w:val="22"/>
         </w:rPr>
-      </w:pPr>
+        <w:t>A</w:t>
+      </w:r>
       <w:r>
         <w:rPr>
           <w:b/>
@@ -1286,7 +1271,111 @@
           <w:sz w:val="22"/>
           <w:szCs w:val="22"/>
         </w:rPr>
-        <w:t>Training strategy</w:t>
+        <w:t>rchitecture</w:t>
+      </w:r>
+      <w:r>
+        <w:rPr>
+          <w:b/>
+          <w:bCs/>
+          <w:sz w:val="22"/>
+          <w:szCs w:val="22"/>
+          <w:highlight w:val="yellow"/>
+        </w:rPr>
+        <w:t>(</w:t>
+      </w:r>
+      <w:proofErr w:type="gramEnd"/>
+      <w:r>
+        <w:rPr>
+          <w:b/>
+          <w:bCs/>
+          <w:sz w:val="22"/>
+          <w:szCs w:val="22"/>
+          <w:highlight w:val="yellow"/>
+        </w:rPr>
+        <w:t>2, 4)</w:t>
+      </w:r>
+    </w:p>
+    <w:p>
+      <w:pPr>
+        <w:pStyle w:val="Text"/>
+      </w:pPr>
+      <w:r>
+        <w:t>Inputs</w:t>
+      </w:r>
+    </w:p>
+    <w:p>
+      <w:pPr>
+        <w:pStyle w:val="Text"/>
+      </w:pPr>
+      <w:r>
+        <w:t>Support-surface guided candidate generation</w:t>
+      </w:r>
+    </w:p>
+    <w:p>
+      <w:pPr>
+        <w:pStyle w:val="Text"/>
+      </w:pPr>
+      <w:r>
+        <w:t>Candidate ranking network</w:t>
+      </w:r>
+    </w:p>
+    <w:p>
+      <w:pPr>
+        <w:pStyle w:val="Text"/>
+      </w:pPr>
+      <w:r>
+        <w:t>Hard-constraint valid mask</w:t>
+      </w:r>
+    </w:p>
+    <w:p>
+      <w:pPr>
+        <w:pStyle w:val="Heading2"/>
+        <w:rPr>
+          <w:b/>
+          <w:bCs/>
+          <w:sz w:val="22"/>
+          <w:szCs w:val="22"/>
+        </w:rPr>
+      </w:pPr>
+      <w:r>
+        <w:rPr>
+          <w:b/>
+          <w:bCs/>
+          <w:sz w:val="22"/>
+          <w:szCs w:val="22"/>
+        </w:rPr>
+        <w:t xml:space="preserve">Training </w:t>
+      </w:r>
+      <w:proofErr w:type="gramStart"/>
+      <w:r>
+        <w:rPr>
+          <w:b/>
+          <w:bCs/>
+          <w:sz w:val="22"/>
+          <w:szCs w:val="22"/>
+        </w:rPr>
+        <w:t>strategy</w:t>
+      </w:r>
+      <w:r>
+        <w:rPr>
+          <w:b/>
+          <w:bCs/>
+          <w:sz w:val="22"/>
+          <w:szCs w:val="22"/>
+          <w:highlight w:val="yellow"/>
+        </w:rPr>
+        <w:t>(</w:t>
+      </w:r>
+      <w:proofErr w:type="gramEnd"/>
+      <w:r>
+        <w:rPr>
+          <w:b/>
+          <w:bCs/>
+          <w:sz w:val="22"/>
+          <w:szCs w:val="22"/>
+          <w:highlight w:val="yellow"/>
+        </w:rPr>
+        <w:t>5)</w:t>
       </w:r>
     </w:p>
     <w:p>
@@ -1333,6 +1422,46 @@
           <w:szCs w:val="24"/>
         </w:rPr>
         <w:t>Experiments and Results</w:t>
+      </w:r>
+    </w:p>
+    <w:p>
+      <w:proofErr w:type="spellStart"/>
+      <w:r>
+        <w:rPr>
+          <w:highlight w:val="yellow"/>
+        </w:rPr>
+        <w:t>build_</w:t>
+      </w:r>
+      <w:proofErr w:type="gramStart"/>
+      <w:r>
+        <w:rPr>
+          <w:highlight w:val="yellow"/>
+        </w:rPr>
+        <w:t>dataset.ipynb</w:t>
+      </w:r>
+      <w:proofErr w:type="spellEnd"/>
+      <w:proofErr w:type="gramEnd"/>
+      <w:r>
+        <w:rPr>
+          <w:highlight w:val="yellow"/>
+        </w:rPr>
+        <w:t xml:space="preserve">, </w:t>
+      </w:r>
+      <w:proofErr w:type="spellStart"/>
+      <w:proofErr w:type="gramStart"/>
+      <w:r>
+        <w:rPr>
+          <w:highlight w:val="yellow"/>
+        </w:rPr>
+        <w:t>results.ipynb</w:t>
+      </w:r>
+      <w:proofErr w:type="spellEnd"/>
+      <w:proofErr w:type="gramEnd"/>
+      <w:r>
+        <w:rPr>
+          <w:highlight w:val="yellow"/>
+        </w:rPr>
+        <w:t>, 3, 6</w:t>
       </w:r>
     </w:p>
     <w:p>
@@ -1531,6 +1660,7 @@
           <w:sz w:val="24"/>
           <w:szCs w:val="24"/>
         </w:rPr>
+        <w:lastRenderedPageBreak/>
         <w:t>Acknowledgements</w:t>
       </w:r>
     </w:p>
